--- a/docs/01_要求仕様書/GU_ECsite_要求仕様書_ai_v2.1_20260821.docx
+++ b/docs/01_要求仕様書/GU_ECsite_要求仕様書_ai_v2.1_20260821.docx
@@ -171,7 +171,6 @@
         <w:jc w:val="center"/>
         <w:tblLayout w:type="fixed"/>
         <w:tblLook w:firstColumn="1" w:firstRow="1" w:lastColumn="0" w:lastRow="0" w:noHBand="0" w:noVBand="1" w:val="04A0"/>
-        <w:tblInd w:w="928306" w:type="dxa"/>
       </w:tblPr>
       <w:tblGrid>
         <w:gridCol w:w="4873"/>
@@ -361,13 +360,13 @@
         <w:tblW w:type="auto" w:w="0"/>
         <w:jc w:val="center"/>
         <w:tblLayout w:type="fixed"/>
-        <w:tblLook w:firstColumn="1" w:firstRow="1" w:lastColumn="0" w:lastRow="0" w:noHBand="0" w:noVBand="1" w:val="04A0"/>
         <w:tblCellMar>
           <w:top w:w="20" w:type="dxa"/>
           <w:bottom w:w="20" w:type="dxa"/>
           <w:start w:w="60" w:type="dxa"/>
           <w:end w:w="60" w:type="dxa"/>
         </w:tblCellMar>
+        <w:tblLook w:firstColumn="1" w:firstRow="1" w:lastColumn="0" w:lastRow="0" w:noHBand="0" w:noVBand="1" w:val="04A0"/>
       </w:tblPr>
       <w:tblGrid>
         <w:gridCol w:w="1949"/>
@@ -899,13 +898,13 @@
         <w:tblW w:type="auto" w:w="0"/>
         <w:jc w:val="center"/>
         <w:tblLayout w:type="fixed"/>
-        <w:tblLook w:firstColumn="1" w:firstRow="1" w:lastColumn="0" w:lastRow="0" w:noHBand="0" w:noVBand="1" w:val="04A0"/>
         <w:tblCellMar>
           <w:top w:w="20" w:type="dxa"/>
           <w:bottom w:w="20" w:type="dxa"/>
           <w:start w:w="60" w:type="dxa"/>
           <w:end w:w="60" w:type="dxa"/>
         </w:tblCellMar>
+        <w:tblLook w:firstColumn="1" w:firstRow="1" w:lastColumn="0" w:lastRow="0" w:noHBand="0" w:noVBand="1" w:val="04A0"/>
       </w:tblPr>
       <w:tblGrid>
         <w:gridCol w:w="3249"/>
@@ -1201,13 +1200,13 @@
         <w:tblW w:type="auto" w:w="0"/>
         <w:jc w:val="center"/>
         <w:tblLayout w:type="fixed"/>
-        <w:tblLook w:firstColumn="1" w:firstRow="1" w:lastColumn="0" w:lastRow="0" w:noHBand="0" w:noVBand="1" w:val="04A0"/>
         <w:tblCellMar>
           <w:top w:w="20" w:type="dxa"/>
           <w:bottom w:w="20" w:type="dxa"/>
           <w:start w:w="60" w:type="dxa"/>
           <w:end w:w="60" w:type="dxa"/>
         </w:tblCellMar>
+        <w:tblLook w:firstColumn="1" w:firstRow="1" w:lastColumn="0" w:lastRow="0" w:noHBand="0" w:noVBand="1" w:val="04A0"/>
       </w:tblPr>
       <w:tblGrid>
         <w:gridCol w:w="4873"/>
@@ -1407,13 +1406,13 @@
         <w:tblW w:type="auto" w:w="0"/>
         <w:jc w:val="center"/>
         <w:tblLayout w:type="fixed"/>
-        <w:tblLook w:firstColumn="1" w:firstRow="1" w:lastColumn="0" w:lastRow="0" w:noHBand="0" w:noVBand="1" w:val="04A0"/>
         <w:tblCellMar>
           <w:top w:w="20" w:type="dxa"/>
           <w:bottom w:w="20" w:type="dxa"/>
           <w:start w:w="60" w:type="dxa"/>
           <w:end w:w="60" w:type="dxa"/>
         </w:tblCellMar>
+        <w:tblLook w:firstColumn="1" w:firstRow="1" w:lastColumn="0" w:lastRow="0" w:noHBand="0" w:noVBand="1" w:val="04A0"/>
       </w:tblPr>
       <w:tblGrid>
         <w:gridCol w:w="4873"/>
@@ -1669,13 +1668,13 @@
         <w:tblW w:type="auto" w:w="0"/>
         <w:jc w:val="center"/>
         <w:tblLayout w:type="fixed"/>
-        <w:tblLook w:firstColumn="1" w:firstRow="1" w:lastColumn="0" w:lastRow="0" w:noHBand="0" w:noVBand="1" w:val="04A0"/>
         <w:tblCellMar>
           <w:top w:w="20" w:type="dxa"/>
           <w:bottom w:w="20" w:type="dxa"/>
           <w:start w:w="60" w:type="dxa"/>
           <w:end w:w="60" w:type="dxa"/>
         </w:tblCellMar>
+        <w:tblLook w:firstColumn="1" w:firstRow="1" w:lastColumn="0" w:lastRow="0" w:noHBand="0" w:noVBand="1" w:val="04A0"/>
       </w:tblPr>
       <w:tblGrid>
         <w:gridCol w:w="4873"/>
@@ -1957,13 +1956,13 @@
         <w:tblW w:type="auto" w:w="0"/>
         <w:jc w:val="center"/>
         <w:tblLayout w:type="fixed"/>
-        <w:tblLook w:firstColumn="1" w:firstRow="1" w:lastColumn="0" w:lastRow="0" w:noHBand="0" w:noVBand="1" w:val="04A0"/>
         <w:tblCellMar>
           <w:top w:w="20" w:type="dxa"/>
           <w:bottom w:w="20" w:type="dxa"/>
           <w:start w:w="60" w:type="dxa"/>
           <w:end w:w="60" w:type="dxa"/>
         </w:tblCellMar>
+        <w:tblLook w:firstColumn="1" w:firstRow="1" w:lastColumn="0" w:lastRow="0" w:noHBand="0" w:noVBand="1" w:val="04A0"/>
       </w:tblPr>
       <w:tblGrid>
         <w:gridCol w:w="3249"/>
@@ -2437,13 +2436,13 @@
         <w:tblW w:type="auto" w:w="0"/>
         <w:jc w:val="center"/>
         <w:tblLayout w:type="fixed"/>
-        <w:tblLook w:firstColumn="1" w:firstRow="1" w:lastColumn="0" w:lastRow="0" w:noHBand="0" w:noVBand="1" w:val="04A0"/>
         <w:tblCellMar>
           <w:top w:w="20" w:type="dxa"/>
           <w:bottom w:w="20" w:type="dxa"/>
           <w:start w:w="60" w:type="dxa"/>
           <w:end w:w="60" w:type="dxa"/>
         </w:tblCellMar>
+        <w:tblLook w:firstColumn="1" w:firstRow="1" w:lastColumn="0" w:lastRow="0" w:noHBand="0" w:noVBand="1" w:val="04A0"/>
       </w:tblPr>
       <w:tblGrid>
         <w:gridCol w:w="2436"/>
@@ -3117,13 +3116,13 @@
         <w:tblW w:type="auto" w:w="0"/>
         <w:jc w:val="center"/>
         <w:tblLayout w:type="fixed"/>
-        <w:tblLook w:firstColumn="1" w:firstRow="1" w:lastColumn="0" w:lastRow="0" w:noHBand="0" w:noVBand="1" w:val="04A0"/>
         <w:tblCellMar>
           <w:top w:w="20" w:type="dxa"/>
           <w:bottom w:w="20" w:type="dxa"/>
           <w:start w:w="60" w:type="dxa"/>
           <w:end w:w="60" w:type="dxa"/>
         </w:tblCellMar>
+        <w:tblLook w:firstColumn="1" w:firstRow="1" w:lastColumn="0" w:lastRow="0" w:noHBand="0" w:noVBand="1" w:val="04A0"/>
       </w:tblPr>
       <w:tblGrid>
         <w:gridCol w:w="2436"/>
@@ -3797,13 +3796,13 @@
         <w:tblW w:type="auto" w:w="0"/>
         <w:jc w:val="center"/>
         <w:tblLayout w:type="fixed"/>
-        <w:tblLook w:firstColumn="1" w:firstRow="1" w:lastColumn="0" w:lastRow="0" w:noHBand="0" w:noVBand="1" w:val="04A0"/>
         <w:tblCellMar>
           <w:top w:w="20" w:type="dxa"/>
           <w:bottom w:w="20" w:type="dxa"/>
           <w:start w:w="60" w:type="dxa"/>
           <w:end w:w="60" w:type="dxa"/>
         </w:tblCellMar>
+        <w:tblLook w:firstColumn="1" w:firstRow="1" w:lastColumn="0" w:lastRow="0" w:noHBand="0" w:noVBand="1" w:val="04A0"/>
       </w:tblPr>
       <w:tblGrid>
         <w:gridCol w:w="2436"/>
@@ -4082,13 +4081,13 @@
         <w:tblW w:type="auto" w:w="0"/>
         <w:jc w:val="center"/>
         <w:tblLayout w:type="fixed"/>
-        <w:tblLook w:firstColumn="1" w:firstRow="1" w:lastColumn="0" w:lastRow="0" w:noHBand="0" w:noVBand="1" w:val="04A0"/>
         <w:tblCellMar>
           <w:top w:w="20" w:type="dxa"/>
           <w:bottom w:w="20" w:type="dxa"/>
           <w:start w:w="60" w:type="dxa"/>
           <w:end w:w="60" w:type="dxa"/>
         </w:tblCellMar>
+        <w:tblLook w:firstColumn="1" w:firstRow="1" w:lastColumn="0" w:lastRow="0" w:noHBand="0" w:noVBand="1" w:val="04A0"/>
       </w:tblPr>
       <w:tblGrid>
         <w:gridCol w:w="2436"/>
@@ -4683,13 +4682,13 @@
         <w:tblW w:type="auto" w:w="0"/>
         <w:jc w:val="center"/>
         <w:tblLayout w:type="fixed"/>
-        <w:tblLook w:firstColumn="1" w:firstRow="1" w:lastColumn="0" w:lastRow="0" w:noHBand="0" w:noVBand="1" w:val="04A0"/>
         <w:tblCellMar>
           <w:top w:w="20" w:type="dxa"/>
           <w:bottom w:w="20" w:type="dxa"/>
           <w:start w:w="60" w:type="dxa"/>
           <w:end w:w="60" w:type="dxa"/>
         </w:tblCellMar>
+        <w:tblLook w:firstColumn="1" w:firstRow="1" w:lastColumn="0" w:lastRow="0" w:noHBand="0" w:noVBand="1" w:val="04A0"/>
       </w:tblPr>
       <w:tblGrid>
         <w:gridCol w:w="2436"/>
@@ -5364,13 +5363,13 @@
         <w:tblW w:type="auto" w:w="0"/>
         <w:jc w:val="center"/>
         <w:tblLayout w:type="fixed"/>
-        <w:tblLook w:firstColumn="1" w:firstRow="1" w:lastColumn="0" w:lastRow="0" w:noHBand="0" w:noVBand="1" w:val="04A0"/>
         <w:tblCellMar>
           <w:top w:w="20" w:type="dxa"/>
           <w:bottom w:w="20" w:type="dxa"/>
           <w:start w:w="60" w:type="dxa"/>
           <w:end w:w="60" w:type="dxa"/>
         </w:tblCellMar>
+        <w:tblLook w:firstColumn="1" w:firstRow="1" w:lastColumn="0" w:lastRow="0" w:noHBand="0" w:noVBand="1" w:val="04A0"/>
       </w:tblPr>
       <w:tblGrid>
         <w:gridCol w:w="2436"/>
@@ -5807,13 +5806,13 @@
         <w:tblW w:type="auto" w:w="0"/>
         <w:jc w:val="center"/>
         <w:tblLayout w:type="fixed"/>
-        <w:tblLook w:firstColumn="1" w:firstRow="1" w:lastColumn="0" w:lastRow="0" w:noHBand="0" w:noVBand="1" w:val="04A0"/>
         <w:tblCellMar>
           <w:top w:w="20" w:type="dxa"/>
           <w:bottom w:w="20" w:type="dxa"/>
           <w:start w:w="60" w:type="dxa"/>
           <w:end w:w="60" w:type="dxa"/>
         </w:tblCellMar>
+        <w:tblLook w:firstColumn="1" w:firstRow="1" w:lastColumn="0" w:lastRow="0" w:noHBand="0" w:noVBand="1" w:val="04A0"/>
       </w:tblPr>
       <w:tblGrid>
         <w:gridCol w:w="2436"/>
@@ -6329,13 +6328,13 @@
         <w:tblW w:type="auto" w:w="0"/>
         <w:jc w:val="center"/>
         <w:tblLayout w:type="fixed"/>
-        <w:tblLook w:firstColumn="1" w:firstRow="1" w:lastColumn="0" w:lastRow="0" w:noHBand="0" w:noVBand="1" w:val="04A0"/>
         <w:tblCellMar>
           <w:top w:w="20" w:type="dxa"/>
           <w:bottom w:w="20" w:type="dxa"/>
           <w:start w:w="60" w:type="dxa"/>
           <w:end w:w="60" w:type="dxa"/>
         </w:tblCellMar>
+        <w:tblLook w:firstColumn="1" w:firstRow="1" w:lastColumn="0" w:lastRow="0" w:noHBand="0" w:noVBand="1" w:val="04A0"/>
       </w:tblPr>
       <w:tblGrid>
         <w:gridCol w:w="2436"/>
@@ -6930,13 +6929,13 @@
         <w:tblW w:type="auto" w:w="0"/>
         <w:jc w:val="center"/>
         <w:tblLayout w:type="fixed"/>
-        <w:tblLook w:firstColumn="1" w:firstRow="1" w:lastColumn="0" w:lastRow="0" w:noHBand="0" w:noVBand="1" w:val="04A0"/>
         <w:tblCellMar>
           <w:top w:w="20" w:type="dxa"/>
           <w:bottom w:w="20" w:type="dxa"/>
           <w:start w:w="60" w:type="dxa"/>
           <w:end w:w="60" w:type="dxa"/>
         </w:tblCellMar>
+        <w:tblLook w:firstColumn="1" w:firstRow="1" w:lastColumn="0" w:lastRow="0" w:noHBand="0" w:noVBand="1" w:val="04A0"/>
       </w:tblPr>
       <w:tblGrid>
         <w:gridCol w:w="2436"/>
@@ -7295,13 +7294,13 @@
         <w:tblW w:type="auto" w:w="0"/>
         <w:jc w:val="center"/>
         <w:tblLayout w:type="fixed"/>
-        <w:tblLook w:firstColumn="1" w:firstRow="1" w:lastColumn="0" w:lastRow="0" w:noHBand="0" w:noVBand="1" w:val="04A0"/>
         <w:tblCellMar>
           <w:top w:w="20" w:type="dxa"/>
           <w:bottom w:w="20" w:type="dxa"/>
           <w:start w:w="60" w:type="dxa"/>
           <w:end w:w="60" w:type="dxa"/>
         </w:tblCellMar>
+        <w:tblLook w:firstColumn="1" w:firstRow="1" w:lastColumn="0" w:lastRow="0" w:noHBand="0" w:noVBand="1" w:val="04A0"/>
       </w:tblPr>
       <w:tblGrid>
         <w:gridCol w:w="2436"/>
@@ -7580,13 +7579,13 @@
         <w:tblW w:type="auto" w:w="0"/>
         <w:jc w:val="center"/>
         <w:tblLayout w:type="fixed"/>
-        <w:tblLook w:firstColumn="1" w:firstRow="1" w:lastColumn="0" w:lastRow="0" w:noHBand="0" w:noVBand="1" w:val="04A0"/>
         <w:tblCellMar>
           <w:top w:w="20" w:type="dxa"/>
           <w:bottom w:w="20" w:type="dxa"/>
           <w:start w:w="60" w:type="dxa"/>
           <w:end w:w="60" w:type="dxa"/>
         </w:tblCellMar>
+        <w:tblLook w:firstColumn="1" w:firstRow="1" w:lastColumn="0" w:lastRow="0" w:noHBand="0" w:noVBand="1" w:val="04A0"/>
       </w:tblPr>
       <w:tblGrid>
         <w:gridCol w:w="2436"/>
@@ -8118,13 +8117,13 @@
         <w:tblW w:type="auto" w:w="0"/>
         <w:jc w:val="center"/>
         <w:tblLayout w:type="fixed"/>
-        <w:tblLook w:firstColumn="1" w:firstRow="1" w:lastColumn="0" w:lastRow="0" w:noHBand="0" w:noVBand="1" w:val="04A0"/>
         <w:tblCellMar>
           <w:top w:w="20" w:type="dxa"/>
           <w:bottom w:w="20" w:type="dxa"/>
           <w:start w:w="60" w:type="dxa"/>
           <w:end w:w="60" w:type="dxa"/>
         </w:tblCellMar>
+        <w:tblLook w:firstColumn="1" w:firstRow="1" w:lastColumn="0" w:lastRow="0" w:noHBand="0" w:noVBand="1" w:val="04A0"/>
       </w:tblPr>
       <w:tblGrid>
         <w:gridCol w:w="2436"/>
@@ -8654,13 +8653,13 @@
         <w:tblW w:type="auto" w:w="0"/>
         <w:jc w:val="center"/>
         <w:tblLayout w:type="fixed"/>
-        <w:tblLook w:firstColumn="1" w:firstRow="1" w:lastColumn="0" w:lastRow="0" w:noHBand="0" w:noVBand="1" w:val="04A0"/>
         <w:tblCellMar>
           <w:top w:w="20" w:type="dxa"/>
           <w:bottom w:w="20" w:type="dxa"/>
           <w:start w:w="60" w:type="dxa"/>
           <w:end w:w="60" w:type="dxa"/>
         </w:tblCellMar>
+        <w:tblLook w:firstColumn="1" w:firstRow="1" w:lastColumn="0" w:lastRow="0" w:noHBand="0" w:noVBand="1" w:val="04A0"/>
       </w:tblPr>
       <w:tblGrid>
         <w:gridCol w:w="1949"/>
@@ -9700,13 +9699,13 @@
         <w:tblW w:type="auto" w:w="0"/>
         <w:jc w:val="center"/>
         <w:tblLayout w:type="fixed"/>
-        <w:tblLook w:firstColumn="1" w:firstRow="1" w:lastColumn="0" w:lastRow="0" w:noHBand="0" w:noVBand="1" w:val="04A0"/>
         <w:tblCellMar>
           <w:top w:w="20" w:type="dxa"/>
           <w:bottom w:w="20" w:type="dxa"/>
           <w:start w:w="60" w:type="dxa"/>
           <w:end w:w="60" w:type="dxa"/>
         </w:tblCellMar>
+        <w:tblLook w:firstColumn="1" w:firstRow="1" w:lastColumn="0" w:lastRow="0" w:noHBand="0" w:noVBand="1" w:val="04A0"/>
       </w:tblPr>
       <w:tblGrid>
         <w:gridCol w:w="1949"/>
@@ -10443,13 +10442,13 @@
         <w:tblW w:type="auto" w:w="0"/>
         <w:jc w:val="center"/>
         <w:tblLayout w:type="fixed"/>
-        <w:tblLook w:firstColumn="1" w:firstRow="1" w:lastColumn="0" w:lastRow="0" w:noHBand="0" w:noVBand="1" w:val="04A0"/>
         <w:tblCellMar>
           <w:top w:w="20" w:type="dxa"/>
           <w:bottom w:w="20" w:type="dxa"/>
           <w:start w:w="60" w:type="dxa"/>
           <w:end w:w="60" w:type="dxa"/>
         </w:tblCellMar>
+        <w:tblLook w:firstColumn="1" w:firstRow="1" w:lastColumn="0" w:lastRow="0" w:noHBand="0" w:noVBand="1" w:val="04A0"/>
       </w:tblPr>
       <w:tblGrid>
         <w:gridCol w:w="4873"/>
@@ -10702,7 +10701,11 @@
         <w:sz w:val="18"/>
       </w:rPr>
     </w:r>
-    <w:fldSimple w:instr="PAGE"/>
+    <w:fldSimple w:instr="PAGE">
+      <w:r>
+        <w:t>1</w:t>
+      </w:r>
+    </w:fldSimple>
   </w:p>
 </w:ftr>
 </file>
